--- a/SAR_RD_课程报告.docx
+++ b/SAR_RD_课程报告.docx
@@ -2,6 +2,7 @@
 <file path=word/document.xml><?xml version="1.0" encoding="utf-8"?>
 <w:document xmlns:wpc="http://schemas.microsoft.com/office/word/2010/wordprocessingCanvas" xmlns:mo="http://schemas.microsoft.com/office/mac/office/2008/main" xmlns:mc="http://schemas.openxmlformats.org/markup-compatibility/2006" xmlns:mv="urn:schemas-microsoft-com:mac:vml" xmlns:o="urn:schemas-microsoft-com:office:office" xmlns:r="http://schemas.openxmlformats.org/officeDocument/2006/relationships" xmlns:m="http://schemas.openxmlformats.org/officeDocument/2006/math" xmlns:v="urn:schemas-microsoft-com:vml" xmlns:wp14="http://schemas.microsoft.com/office/word/2010/wordprocessingDrawing" xmlns:wp="http://schemas.openxmlformats.org/drawingml/2006/wordprocessingDrawing" xmlns:w10="urn:schemas-microsoft-com:office:word" xmlns:w="http://schemas.openxmlformats.org/wordprocessingml/2006/main" xmlns:w14="http://schemas.microsoft.com/office/word/2010/wordml" xmlns:wpg="http://schemas.microsoft.com/office/word/2010/wordprocessingGroup" xmlns:wpi="http://schemas.microsoft.com/office/word/2010/wordprocessingInk" xmlns:wne="http://schemas.microsoft.com/office/word/2006/wordml" xmlns:wps="http://schemas.microsoft.com/office/word/2010/wordprocessingShape" mc:Ignorable="w14 wp14">
   <w:body>
+    <w:p/>
     <w:p/>
     <w:p/>
     <w:p>
@@ -11,21 +12,9 @@
       <w:r>
         <w:rPr>
           <w:b/>
-          <w:sz w:val="44"/>
+          <w:sz w:val="48"/>
         </w:rPr>
-        <w:t>机载X波段SAR回波仿真与RD成像算法</w:t>
-      </w:r>
-    </w:p>
-    <w:p>
-      <w:pPr>
-        <w:jc w:val="center"/>
-      </w:pPr>
-      <w:r>
-        <w:rPr>
-          <w:b/>
-          <w:sz w:val="36"/>
-        </w:rPr>
-        <w:t>课程报告</w:t>
+        <w:t>《雷达探测与成像》课程大作业</w:t>
       </w:r>
     </w:p>
     <w:p/>
@@ -38,7 +27,64 @@
         <w:rPr>
           <w:sz w:val="28"/>
         </w:rPr>
-        <w:t>点目标布设：字母 L W B + 4个场景边缘点</w:t>
+        <w:t>学    院     电子工程学院</w:t>
+      </w:r>
+    </w:p>
+    <w:p>
+      <w:pPr>
+        <w:jc w:val="center"/>
+      </w:pPr>
+      <w:r>
+        <w:rPr>
+          <w:sz w:val="28"/>
+        </w:rPr>
+        <w:t xml:space="preserve">班    级              </w:t>
+      </w:r>
+    </w:p>
+    <w:p>
+      <w:pPr>
+        <w:jc w:val="center"/>
+      </w:pPr>
+      <w:r>
+        <w:rPr>
+          <w:sz w:val="28"/>
+        </w:rPr>
+        <w:t xml:space="preserve">学    号              </w:t>
+      </w:r>
+    </w:p>
+    <w:p>
+      <w:pPr>
+        <w:jc w:val="center"/>
+      </w:pPr>
+      <w:r>
+        <w:rPr>
+          <w:sz w:val="28"/>
+        </w:rPr>
+        <w:t xml:space="preserve">姓    名              </w:t>
+      </w:r>
+    </w:p>
+    <w:p>
+      <w:pPr>
+        <w:jc w:val="center"/>
+      </w:pPr>
+      <w:r>
+        <w:rPr>
+          <w:sz w:val="28"/>
+        </w:rPr>
+        <w:t xml:space="preserve">导    师              </w:t>
+      </w:r>
+    </w:p>
+    <w:p/>
+    <w:p/>
+    <w:p>
+      <w:pPr>
+        <w:jc w:val="center"/>
+      </w:pPr>
+      <w:r>
+        <w:rPr>
+          <w:sz w:val="28"/>
+        </w:rPr>
+        <w:t>2025 年  6 月</w:t>
       </w:r>
     </w:p>
     <w:p>
@@ -56,62 +102,27 @@
     </w:p>
     <w:p>
       <w:r>
-        <w:t>1. 原理介绍</w:t>
+        <w:t>一、RD算法介绍 .......................... 2</w:t>
       </w:r>
     </w:p>
     <w:p>
       <w:r>
-        <w:t>2. 公式推导过程</w:t>
+        <w:t>二、RD算法原理 .......................... 3</w:t>
       </w:r>
     </w:p>
     <w:p>
       <w:r>
-        <w:t>3. 参数设计</w:t>
+        <w:t>三、系统参数设计 ........................ 6</w:t>
       </w:r>
     </w:p>
     <w:p>
       <w:r>
-        <w:t>4. 算法选择分析</w:t>
+        <w:t>四、RD算法仿真结果 ...................... 8</w:t>
       </w:r>
     </w:p>
     <w:p>
       <w:r>
-        <w:t>5. 中间处理过程结果</w:t>
-      </w:r>
-    </w:p>
-    <w:p>
-      <w:r>
-        <w:t xml:space="preserve">   5.1 初始点目标分布</w:t>
-      </w:r>
-    </w:p>
-    <w:p>
-      <w:r>
-        <w:t xml:space="preserve">   5.2 原始回波数据</w:t>
-      </w:r>
-    </w:p>
-    <w:p>
-      <w:r>
-        <w:t xml:space="preserve">   5.3 距离脉冲压缩</w:t>
-      </w:r>
-    </w:p>
-    <w:p>
-      <w:r>
-        <w:t xml:space="preserve">   5.4 距离走动校正</w:t>
-      </w:r>
-    </w:p>
-    <w:p>
-      <w:r>
-        <w:t xml:space="preserve">   5.5 最终点阵成像结果</w:t>
-      </w:r>
-    </w:p>
-    <w:p>
-      <w:r>
-        <w:t xml:space="preserve">   5.6 边缘点成像结果分析（高度图）</w:t>
-      </w:r>
-    </w:p>
-    <w:p>
-      <w:r>
-        <w:t>6. 完整MATLAB代码</w:t>
+        <w:t>五、心得体会 ............................ 12</w:t>
       </w:r>
     </w:p>
     <w:p>
@@ -124,46 +135,27 @@
         <w:pStyle w:val="Heading1"/>
       </w:pPr>
       <w:r>
-        <w:t>1. 原理介绍</w:t>
+        <w:t>一、RD算法介绍</w:t>
       </w:r>
     </w:p>
     <w:p>
       <w:r>
-        <w:t>合成孔径雷达（SAR, Synthetic Aperture Radar）是一种利用雷达平台运动合成等效大孔径天线的主动微波遥感技术。其核心思想是：雷达沿飞行方向（方位向）移动时，对同一目标进行多次照射，将不同位置接收到的回波信号进行相干合成处理，等效于一个远大于真实天线物理尺寸的合成孔径，从而在方位向获得极高的空间分辨率。</w:t>
+        <w:t>距离多普勒算法（RDA）是在1976年至1978年为处理SEASAT SAR数据而提出的，该算法于1978年处理出第一幅机载SAR数字图像。RDA至今仍在广泛使用，它通过距离和方位上的频域操作，达到了高效的模块化处理要求，同时又具有了一维操作的简便性。该算法根据距离和方位上的大尺度时间差异，在两个一维操作之间使用距离徙动校正（RCMC），对距离和方位进行了近似的分离处理。</w:t>
       </w:r>
     </w:p>
     <w:p>
       <w:r>
-        <w:t>SAR成像的基本流程包括：</w:t>
-      </w:r>
-    </w:p>
-    <w:p>
-      <w:pPr>
-        <w:pStyle w:val="ListNumber"/>
-      </w:pPr>
-      <w:r>
-        <w:t>(1) 雷达发射线性调频（LFM/Chirp）脉冲信号，利用脉冲压缩技术实现距离向高分辨率；</w:t>
-      </w:r>
-    </w:p>
-    <w:p>
-      <w:pPr>
-        <w:pStyle w:val="ListNumber"/>
-      </w:pPr>
-      <w:r>
-        <w:t>(2) 利用平台运动产生的多普勒频移信息，通过方位向聚焦处理实现方位向高分辨率；</w:t>
-      </w:r>
-    </w:p>
-    <w:p>
-      <w:pPr>
-        <w:pStyle w:val="ListNumber"/>
-      </w:pPr>
-      <w:r>
-        <w:t>(3) 在距离-多普勒（RD）域中完成距离走动校正（RCMC），消除不同方位频率对应的距离偏移。</w:t>
+        <w:t>由于RCMC是在距离时域-方位频域中实现的，所以也可以进行高效的模块化处理。因为方位频率等同于多普勒频率，所以该处理域又称为"距离多普勒"域。RCMC的"距离多普勒"域实现是RDA与其他算法的主要区别点，因而称其为距离多普勒算法。</w:t>
       </w:r>
     </w:p>
     <w:p>
       <w:r>
-        <w:t>本报告采用机载X波段SAR系统参数，设计0.5m分辨率的成像仿真，场景中布设字母LWB点目标和4个边缘参考点，通过Range-Doppler算法完成二维成像。</w:t>
+        <w:t>距离相同而方位不同的点目标能量变换到方位频域后，其位置重合，因此频域中的单一目标轨迹校正等效于同一最近斜距处的一组目标轨迹的校正。这是算法的关键，使RCMC能在距离多普勒域高效地实现。</w:t>
+      </w:r>
+    </w:p>
+    <w:p>
+      <w:r>
+        <w:t>为了提高处理效率，所有的匹配滤波器卷积都通过频域相乘实现，匹配滤波及RCMC都与距离可变参数有关。RDA区别于其他频域算法的另一主要特点是较易适应距离向参数的变化。所有运算都针对一维数据进行，从而达到了处理的简便和高效。</w:t>
       </w:r>
     </w:p>
     <w:p>
@@ -176,25 +168,56 @@
         <w:pStyle w:val="Heading1"/>
       </w:pPr>
       <w:r>
-        <w:t>2. 公式推导过程</w:t>
+        <w:t>二、RD算法原理</w:t>
       </w:r>
     </w:p>
+    <w:p>
+      <w:r>
+        <w:t>RD算法的处理流程如下：</w:t>
+      </w:r>
+    </w:p>
+    <w:p>
+      <w:r>
+        <w:t>1) 当数据处在方位时域时，可通过快速卷积进行距离压缩。即距离FFT后随即进行距离向匹配滤波，再利用距离IFFT完成距离压缩。</w:t>
+      </w:r>
+    </w:p>
+    <w:p>
+      <w:r>
+        <w:t>2) 通过方位FFT将数据变换至距离多普勒域，多普勒中心频率估计以及大部分后续操作都将在该域进行。</w:t>
+      </w:r>
+    </w:p>
+    <w:p>
+      <w:r>
+        <w:t>3) 在距离多普勒域进行随距离时间及方位频率变化的RCMC，该域中同一距离上的一组目标轨迹相互重合。</w:t>
+      </w:r>
+    </w:p>
+    <w:p>
+      <w:r>
+        <w:t>4) 通过每一距离门上的频域匹配滤波实现方位压缩。</w:t>
+      </w:r>
+    </w:p>
+    <w:p>
+      <w:r>
+        <w:t>5) 最后通过方位IFFT将数据变换回时域，得到压缩后的复图像。</w:t>
+      </w:r>
+    </w:p>
+    <w:p/>
     <w:p>
       <w:pPr>
         <w:pStyle w:val="Heading2"/>
       </w:pPr>
       <w:r>
-        <w:t>2.1 回波信号模型</w:t>
+        <w:t>步骤1：原始数据（回波信号模型）</w:t>
       </w:r>
     </w:p>
     <w:p>
       <w:r>
-        <w:t>设第i个点目标位于地面坐标(xi, yi, 0)，雷达在方位慢时间eta的位置为(0, V*eta, H)。则雷达与点目标的瞬时斜距为：</w:t>
+        <w:t>设第i个点目标位于地面坐标(xi, yi, 0)，雷达在方位慢时间η的位置为(0, V·η, H)。则雷达与点目标的瞬时斜距为：</w:t>
       </w:r>
     </w:p>
     <w:p>
       <w:r>
-        <w:t xml:space="preserve">    R_i(eta) = sqrt(xi^2 + (V*eta - yi)^2 + H^2)</w:t>
+        <w:t xml:space="preserve">    R_i(η) = √(xi² + (V·η - yi)² + H²)</w:t>
       </w:r>
     </w:p>
     <w:p/>
@@ -205,16 +228,16 @@
     </w:p>
     <w:p>
       <w:r>
-        <w:t xml:space="preserve">    s_i(t,eta) = A_i * w_r(t - 2R_i(eta)/c) * w_a(eta - eta_c)</w:t>
-        <w:br/>
-        <w:t xml:space="preserve">                 * exp(-j*4*pi*R_i(eta)/lambda)</w:t>
-        <w:br/>
-        <w:t xml:space="preserve">                 * exp(j*pi*Kr*(t - 2R_i(eta)/c)^2)</w:t>
+        <w:t xml:space="preserve">    s(τ,η) = A · w_r(τ - 2R(η)/c) · w_a(η - η_c)</w:t>
+        <w:br/>
+        <w:t xml:space="preserve">             × exp{-j·4π·f₀·R(η)/c}</w:t>
+        <w:br/>
+        <w:t xml:space="preserve">             × exp{j·π·Kr·(τ - 2R(η)/c)²}</w:t>
       </w:r>
     </w:p>
     <w:p>
       <w:r>
-        <w:t>其中 t 为距离向快时间，eta 为方位向慢时间，Kr 为调频斜率。</w:t>
+        <w:t>其中τ为距离向快时间，η为方位向慢时间，Kr为调频斜率。</w:t>
       </w:r>
     </w:p>
     <w:p>
@@ -222,7 +245,7 @@
         <w:pStyle w:val="Heading2"/>
       </w:pPr>
       <w:r>
-        <w:t>2.2 距离向压缩</w:t>
+        <w:t>步骤2：距离压缩</w:t>
       </w:r>
     </w:p>
     <w:p>
@@ -232,12 +255,17 @@
     </w:p>
     <w:p>
       <w:r>
-        <w:t xml:space="preserve">    H_r(f_r) = exp(j*pi*f_r^2 / Kr)</w:t>
+        <w:t xml:space="preserve">    H(f_τ) = exp{j·π·f_τ²/Kr}</w:t>
       </w:r>
     </w:p>
     <w:p>
       <w:r>
-        <w:t>将数据与滤波器频域相乘后IFFT，完成距离脉冲压缩。</w:t>
+        <w:t>将数据与滤波器频域相乘后IFFT，完成距离脉冲压缩。距离分辨率为：</w:t>
+      </w:r>
+    </w:p>
+    <w:p>
+      <w:r>
+        <w:t xml:space="preserve">    ρ_r = c/(2B) = 3×10⁸/(2×300×10⁶) = 0.5 m</w:t>
       </w:r>
     </w:p>
     <w:p>
@@ -245,22 +273,27 @@
         <w:pStyle w:val="Heading2"/>
       </w:pPr>
       <w:r>
-        <w:t>2.3 距离走动校正（RCMC）</w:t>
+        <w:t>步骤3：方位FFT</w:t>
       </w:r>
     </w:p>
     <w:p>
       <w:r>
-        <w:t>在Range-Doppler域中，不同多普勒频率f_eta对应的距离弯曲量为：</w:t>
+        <w:t>方位向调频率近似为：</w:t>
       </w:r>
     </w:p>
     <w:p>
       <w:r>
-        <w:t xml:space="preserve">    delta_R(f_eta) = lambda^2 * R0 * f_eta^2 / (8*V^2)</w:t>
+        <w:t xml:space="preserve">    Ka ≈ 2V²/(λ·R₀)</w:t>
       </w:r>
     </w:p>
     <w:p>
       <w:r>
-        <w:t>采用8点Sinc插值核对每个多普勒频率通道进行距离向重采样对齐，消除距离走动。</w:t>
+        <w:t>方位FFT后数据变换至距离多普勒域，包络中的距离走动（RCM）表示为：</w:t>
+      </w:r>
+    </w:p>
+    <w:p>
+      <w:r>
+        <w:t xml:space="preserve">    R_rd(f_η) ≈ R₀ + λ²·R₀·f_η²/(8V²)</w:t>
       </w:r>
     </w:p>
     <w:p>
@@ -268,27 +301,63 @@
         <w:pStyle w:val="Heading2"/>
       </w:pPr>
       <w:r>
-        <w:t>2.4 方位向压缩</w:t>
+        <w:t>步骤4：距离徙动校正（RCMC）</w:t>
       </w:r>
     </w:p>
     <w:p>
       <w:r>
-        <w:t>在RCMC后的RD域数据上，构建方位向匹配滤波器：</w:t>
+        <w:t>需要校正的距离弯曲量为：</w:t>
       </w:r>
     </w:p>
     <w:p>
       <w:r>
-        <w:t xml:space="preserve">    H_a(f_eta) = exp(-j*pi*f_eta^2 / Ka)</w:t>
+        <w:t xml:space="preserve">    ΔR(f_η) = λ²·R₀·f_η²/(8V²)</w:t>
       </w:r>
     </w:p>
     <w:p>
       <w:r>
-        <w:t>其中 Ka = 2*V^2 / (lambda*R0) 为方位向调频率。</w:t>
+        <w:t>在距离多普勒域中，计算每个(R₀, f_η)点对应的ΔR，采用8点Sinc插值核对距离向进行重采样对齐，完成距离走动校正。校正后信号能量集中于R₀对应的距离单元。</w:t>
+      </w:r>
+    </w:p>
+    <w:p>
+      <w:pPr>
+        <w:pStyle w:val="Heading2"/>
+      </w:pPr>
+      <w:r>
+        <w:t>步骤5：方位压缩</w:t>
       </w:r>
     </w:p>
     <w:p>
       <w:r>
-        <w:t>逐列相乘后进行方位向IFFT，得到最终聚焦的SAR图像。</w:t>
+        <w:t>方位向匹配滤波器系数为：</w:t>
+      </w:r>
+    </w:p>
+    <w:p>
+      <w:r>
+        <w:t xml:space="preserve">    H_az(f_η) = exp{-j·π·f_η²/Ka}</w:t>
+      </w:r>
+    </w:p>
+    <w:p>
+      <w:r>
+        <w:t>逐距离门相乘完成方位聚焦。方位分辨率为：</w:t>
+      </w:r>
+    </w:p>
+    <w:p>
+      <w:r>
+        <w:t xml:space="preserve">    ρ_a = La/2 = 1/2 = 0.5 m</w:t>
+      </w:r>
+    </w:p>
+    <w:p>
+      <w:pPr>
+        <w:pStyle w:val="Heading2"/>
+      </w:pPr>
+      <w:r>
+        <w:t>步骤6：方位IFFT输出图像</w:t>
+      </w:r>
+    </w:p>
+    <w:p>
+      <w:r>
+        <w:t>对方位频域进行IFFT，得到最终的高分辨率复数二维SAR图像，取幅值即可输出成像结果。</w:t>
       </w:r>
     </w:p>
     <w:p>
@@ -301,7 +370,18 @@
         <w:pStyle w:val="Heading1"/>
       </w:pPr>
       <w:r>
-        <w:t>3. 参数设计</w:t>
+        <w:t>三、系统参数设计</w:t>
+      </w:r>
+    </w:p>
+    <w:p>
+      <w:r>
+        <w:t>本仿真采用机载X波段SAR系统，参数设计如下表所示：</w:t>
+      </w:r>
+    </w:p>
+    <w:p/>
+    <w:p>
+      <w:r>
+        <w:t>表1 RD算法仿真参数</w:t>
       </w:r>
     </w:p>
     <w:tbl>
@@ -364,7 +444,7 @@
           </w:tcPr>
           <w:p>
             <w:r>
-              <w:t>f0</w:t>
+              <w:t>f₀</w:t>
             </w:r>
           </w:p>
         </w:tc>
@@ -396,7 +476,7 @@
           </w:tcPr>
           <w:p>
             <w:r>
-              <w:t>lambda</w:t>
+              <w:t>λ</w:t>
             </w:r>
           </w:p>
         </w:tc>
@@ -450,70 +530,6 @@
           </w:tcPr>
           <w:p>
             <w:r>
-              <w:t>距离向分辨率</w:t>
-            </w:r>
-          </w:p>
-        </w:tc>
-        <w:tc>
-          <w:tcPr>
-            <w:tcW w:type="dxa" w:w="2880"/>
-          </w:tcPr>
-          <w:p>
-            <w:r>
-              <w:t>rho_r</w:t>
-            </w:r>
-          </w:p>
-        </w:tc>
-        <w:tc>
-          <w:tcPr>
-            <w:tcW w:type="dxa" w:w="2880"/>
-          </w:tcPr>
-          <w:p>
-            <w:r>
-              <w:t>0.5 m</w:t>
-            </w:r>
-          </w:p>
-        </w:tc>
-      </w:tr>
-      <w:tr>
-        <w:tc>
-          <w:tcPr>
-            <w:tcW w:type="dxa" w:w="2880"/>
-          </w:tcPr>
-          <w:p>
-            <w:r>
-              <w:t>方位向分辨率</w:t>
-            </w:r>
-          </w:p>
-        </w:tc>
-        <w:tc>
-          <w:tcPr>
-            <w:tcW w:type="dxa" w:w="2880"/>
-          </w:tcPr>
-          <w:p>
-            <w:r>
-              <w:t>rho_a</w:t>
-            </w:r>
-          </w:p>
-        </w:tc>
-        <w:tc>
-          <w:tcPr>
-            <w:tcW w:type="dxa" w:w="2880"/>
-          </w:tcPr>
-          <w:p>
-            <w:r>
-              <w:t>0.5 m</w:t>
-            </w:r>
-          </w:p>
-        </w:tc>
-      </w:tr>
-      <w:tr>
-        <w:tc>
-          <w:tcPr>
-            <w:tcW w:type="dxa" w:w="2880"/>
-          </w:tcPr>
-          <w:p>
-            <w:r>
               <w:t>脉冲宽度</w:t>
             </w:r>
           </w:p>
@@ -534,7 +550,7 @@
           </w:tcPr>
           <w:p>
             <w:r>
-              <w:t>2.5 us</w:t>
+              <w:t>2.5 μs</w:t>
             </w:r>
           </w:p>
         </w:tc>
@@ -566,7 +582,7 @@
           </w:tcPr>
           <w:p>
             <w:r>
-              <w:t>1.2e14 Hz/s</w:t>
+              <w:t>1.2×10¹⁴ Hz/s</w:t>
             </w:r>
           </w:p>
         </w:tc>
@@ -599,6 +615,70 @@
           <w:p>
             <w:r>
               <w:t>360 MHz</w:t>
+            </w:r>
+          </w:p>
+        </w:tc>
+      </w:tr>
+      <w:tr>
+        <w:tc>
+          <w:tcPr>
+            <w:tcW w:type="dxa" w:w="2880"/>
+          </w:tcPr>
+          <w:p>
+            <w:r>
+              <w:t>距离分辨率</w:t>
+            </w:r>
+          </w:p>
+        </w:tc>
+        <w:tc>
+          <w:tcPr>
+            <w:tcW w:type="dxa" w:w="2880"/>
+          </w:tcPr>
+          <w:p>
+            <w:r>
+              <w:t>ρ_r</w:t>
+            </w:r>
+          </w:p>
+        </w:tc>
+        <w:tc>
+          <w:tcPr>
+            <w:tcW w:type="dxa" w:w="2880"/>
+          </w:tcPr>
+          <w:p>
+            <w:r>
+              <w:t>0.5 m</w:t>
+            </w:r>
+          </w:p>
+        </w:tc>
+      </w:tr>
+      <w:tr>
+        <w:tc>
+          <w:tcPr>
+            <w:tcW w:type="dxa" w:w="2880"/>
+          </w:tcPr>
+          <w:p>
+            <w:r>
+              <w:t>方位分辨率</w:t>
+            </w:r>
+          </w:p>
+        </w:tc>
+        <w:tc>
+          <w:tcPr>
+            <w:tcW w:type="dxa" w:w="2880"/>
+          </w:tcPr>
+          <w:p>
+            <w:r>
+              <w:t>ρ_a</w:t>
+            </w:r>
+          </w:p>
+        </w:tc>
+        <w:tc>
+          <w:tcPr>
+            <w:tcW w:type="dxa" w:w="2880"/>
+          </w:tcPr>
+          <w:p>
+            <w:r>
+              <w:t>0.5 m</w:t>
             </w:r>
           </w:p>
         </w:tc>
@@ -706,7 +786,7 @@
           </w:tcPr>
           <w:p>
             <w:r>
-              <w:t>PRF(方位采样率)</w:t>
+              <w:t>脉冲重复频率(PRF)</w:t>
             </w:r>
           </w:p>
         </w:tc>
@@ -738,7 +818,7 @@
           </w:tcPr>
           <w:p>
             <w:r>
-              <w:t>平台高度</w:t>
+              <w:t>载机高度</w:t>
             </w:r>
           </w:p>
         </w:tc>
@@ -780,7 +860,7 @@
           </w:tcPr>
           <w:p>
             <w:r>
-              <w:t>theta</w:t>
+              <w:t>θ</w:t>
             </w:r>
           </w:p>
         </w:tc>
@@ -790,7 +870,7 @@
           </w:tcPr>
           <w:p>
             <w:r>
-              <w:t>45 deg</w:t>
+              <w:t>45°</w:t>
             </w:r>
           </w:p>
         </w:tc>
@@ -834,7 +914,7 @@
           </w:tcPr>
           <w:p>
             <w:r>
-              <w:t>场景幅宽(距离向)</w:t>
+              <w:t>场景大小(距离向)</w:t>
             </w:r>
           </w:p>
         </w:tc>
@@ -844,7 +924,7 @@
           </w:tcPr>
           <w:p>
             <w:r>
-              <w:t>2*Xo</w:t>
+              <w:t>2×Xo</w:t>
             </w:r>
           </w:p>
         </w:tc>
@@ -866,7 +946,7 @@
           </w:tcPr>
           <w:p>
             <w:r>
-              <w:t>场景幅宽(方位向)</w:t>
+              <w:t>场景大小(方位向)</w:t>
             </w:r>
           </w:p>
         </w:tc>
@@ -876,7 +956,7 @@
           </w:tcPr>
           <w:p>
             <w:r>
-              <w:t>2*Yo</w:t>
+              <w:t>2×Yo</w:t>
             </w:r>
           </w:p>
         </w:tc>
@@ -987,11 +1067,84 @@
           </w:p>
         </w:tc>
       </w:tr>
+      <w:tr>
+        <w:tc>
+          <w:tcPr>
+            <w:tcW w:type="dxa" w:w="2880"/>
+          </w:tcPr>
+          <w:p>
+            <w:r>
+              <w:t>RCMC插值核点数</w:t>
+            </w:r>
+          </w:p>
+        </w:tc>
+        <w:tc>
+          <w:tcPr>
+            <w:tcW w:type="dxa" w:w="2880"/>
+          </w:tcPr>
+          <w:p>
+            <w:r>
+              <w:t>P</w:t>
+            </w:r>
+          </w:p>
+        </w:tc>
+        <w:tc>
+          <w:tcPr>
+            <w:tcW w:type="dxa" w:w="2880"/>
+          </w:tcPr>
+          <w:p>
+            <w:r>
+              <w:t>8</w:t>
+            </w:r>
+          </w:p>
+        </w:tc>
+      </w:tr>
     </w:tbl>
     <w:p/>
     <w:p>
       <w:r>
-        <w:t>参数设计说明：距离向分辨率 rho_r = c/(2B) = 0.5m 确定带宽B=300MHz；方位向分辨率 rho_a = La/2 = 0.5m 确定天线长度La=1m；PRF &gt; Ba 保证方位向无模糊；Fr &gt; B 保证距离向无混叠。场景幅宽设置为距离向1000m、方位向500m，满足500~1000m的课程要求。</w:t>
+        <w:t>参数设计说明：</w:t>
+      </w:r>
+    </w:p>
+    <w:p>
+      <w:r>
+        <w:t>· 距离分辨率 ρ_r = c/(2B) = 0.5m → 带宽B = 300MHz</w:t>
+      </w:r>
+    </w:p>
+    <w:p>
+      <w:r>
+        <w:t>· 方位分辨率 ρ_a = La/2 = 0.5m → 天线长度La = 1m</w:t>
+      </w:r>
+    </w:p>
+    <w:p>
+      <w:r>
+        <w:t>· PRF = 400Hz &gt; Ba = 300Hz，满足方位向无模糊条件</w:t>
+      </w:r>
+    </w:p>
+    <w:p>
+      <w:r>
+        <w:t>· Fr = 360MHz &gt; B = 300MHz，满足距离向奈奎斯特采样条件</w:t>
+      </w:r>
+    </w:p>
+    <w:p>
+      <w:r>
+        <w:t>· 场景幅宽设置为距离向1000m × 方位向500m，满足大作业500~1000m要求</w:t>
+      </w:r>
+    </w:p>
+    <w:p/>
+    <w:p>
+      <w:r>
+        <w:t>目标信息：</w:t>
+      </w:r>
+    </w:p>
+    <w:p>
+      <w:r>
+        <w:t>· 4个边缘点：位于场景四角 (Xc±500, Yc±250)，构成1000m×500m矩形包络</w:t>
+      </w:r>
+    </w:p>
+    <w:p>
+      <w:r>
+        <w:t>· 字母LWB：由离散点目标排布，点间距2m，字母高度280m，宽度160m，占场景约2/3</w:t>
       </w:r>
     </w:p>
     <w:p>
@@ -1004,12 +1157,7 @@
         <w:pStyle w:val="Heading1"/>
       </w:pPr>
       <w:r>
-        <w:t>4. 算法选择分析</w:t>
-      </w:r>
-    </w:p>
-    <w:p>
-      <w:r>
-        <w:t>本项目选择 Range-Doppler (RD) 算法作为SAR成像处理的核心算法。RD算法是SAR成像中最经典、最直观的频域处理算法，其主要特点如下：</w:t>
+        <w:t>四、RD算法仿真结果</w:t>
       </w:r>
     </w:p>
     <w:p>
@@ -1017,39 +1165,17 @@
         <w:pStyle w:val="Heading2"/>
       </w:pPr>
       <w:r>
-        <w:t>4.1 算法优势</w:t>
+        <w:t>步骤1：初始点目标分布</w:t>
       </w:r>
     </w:p>
     <w:p>
-      <w:pPr>
-        <w:pStyle w:val="ListNumber"/>
-      </w:pPr>
       <w:r>
-        <w:t>(1) 物理概念清晰：距离压缩、方位FFT、RCMC、方位压缩四步流程与信号处理原理一一对应；</w:t>
+        <w:t>场景中共布设点目标包括：4个边缘参考点（构成1000m×500m矩形包络）和字母LWB的离散点目标。字母排布严格按照笛卡尔坐标系（Y轴正方向朝上），确保在plot图中字母方向正确。</w:t>
       </w:r>
     </w:p>
     <w:p>
-      <w:pPr>
-        <w:pStyle w:val="ListNumber"/>
-      </w:pPr>
       <w:r>
-        <w:t>(2) 计算效率高：主要运算基于FFT/IFFT，计算复杂度为O(N*logN)；</w:t>
-      </w:r>
-    </w:p>
-    <w:p>
-      <w:pPr>
-        <w:pStyle w:val="ListNumber"/>
-      </w:pPr>
-      <w:r>
-        <w:t>(3) RCMC精度可控：采用Sinc插值核（本文取8点），可有效校正距离走动和弯曲；</w:t>
-      </w:r>
-    </w:p>
-    <w:p>
-      <w:pPr>
-        <w:pStyle w:val="ListNumber"/>
-      </w:pPr>
-      <w:r>
-        <w:t>(4) 适用范围广：对于中等斜视角、中等分辨率的条带式SAR系统表现优良。</w:t>
+        <w:t>[图1: 点目标初始分布 - 运行SAR_RD_imaging.m后生成]</w:t>
       </w:r>
     </w:p>
     <w:p>
@@ -1057,287 +1183,12 @@
         <w:pStyle w:val="Heading2"/>
       </w:pPr>
       <w:r>
-        <w:t>4.2 算法局限</w:t>
+        <w:t>步骤2：原始回波数据</w:t>
       </w:r>
     </w:p>
     <w:p>
       <w:r>
-        <w:t>RD算法假设同一距离门内目标具有相同的多普勒参数（调频率Ka），当场景幅宽较大或分辨率极高时，距离向的Ka空变性会影响聚焦质量。对于本系统（中心斜距~4243m，幅宽1000m），该影响较小，RD算法可满足要求。</w:t>
-      </w:r>
-    </w:p>
-    <w:p>
-      <w:pPr>
-        <w:pStyle w:val="Heading2"/>
-      </w:pPr>
-      <w:r>
-        <w:t>4.3 与其他算法对比</w:t>
-      </w:r>
-    </w:p>
-    <w:tbl>
-      <w:tblPr>
-        <w:tblStyle w:val="TableGrid"/>
-        <w:tblW w:type="auto" w:w="0"/>
-        <w:tblLook w:firstColumn="1" w:firstRow="1" w:lastColumn="0" w:lastRow="0" w:noHBand="0" w:noVBand="1" w:val="04A0"/>
-      </w:tblPr>
-      <w:tblGrid>
-        <w:gridCol w:w="2160"/>
-        <w:gridCol w:w="2160"/>
-        <w:gridCol w:w="2160"/>
-        <w:gridCol w:w="2160"/>
-      </w:tblGrid>
-      <w:tr>
-        <w:tc>
-          <w:tcPr>
-            <w:tcW w:type="dxa" w:w="2160"/>
-          </w:tcPr>
-          <w:p>
-            <w:r>
-              <w:t>算法</w:t>
-            </w:r>
-          </w:p>
-        </w:tc>
-        <w:tc>
-          <w:tcPr>
-            <w:tcW w:type="dxa" w:w="2160"/>
-          </w:tcPr>
-          <w:p>
-            <w:r>
-              <w:t>精度</w:t>
-            </w:r>
-          </w:p>
-        </w:tc>
-        <w:tc>
-          <w:tcPr>
-            <w:tcW w:type="dxa" w:w="2160"/>
-          </w:tcPr>
-          <w:p>
-            <w:r>
-              <w:t>复杂度</w:t>
-            </w:r>
-          </w:p>
-        </w:tc>
-        <w:tc>
-          <w:tcPr>
-            <w:tcW w:type="dxa" w:w="2160"/>
-          </w:tcPr>
-          <w:p>
-            <w:r>
-              <w:t>适用场景</w:t>
-            </w:r>
-          </w:p>
-        </w:tc>
-      </w:tr>
-      <w:tr>
-        <w:tc>
-          <w:tcPr>
-            <w:tcW w:type="dxa" w:w="2160"/>
-          </w:tcPr>
-          <w:p>
-            <w:r>
-              <w:t>RD算法</w:t>
-            </w:r>
-          </w:p>
-        </w:tc>
-        <w:tc>
-          <w:tcPr>
-            <w:tcW w:type="dxa" w:w="2160"/>
-          </w:tcPr>
-          <w:p>
-            <w:r>
-              <w:t>中等</w:t>
-            </w:r>
-          </w:p>
-        </w:tc>
-        <w:tc>
-          <w:tcPr>
-            <w:tcW w:type="dxa" w:w="2160"/>
-          </w:tcPr>
-          <w:p>
-            <w:r>
-              <w:t>低</w:t>
-            </w:r>
-          </w:p>
-        </w:tc>
-        <w:tc>
-          <w:tcPr>
-            <w:tcW w:type="dxa" w:w="2160"/>
-          </w:tcPr>
-          <w:p>
-            <w:r>
-              <w:t>中等分辨率条带SAR</w:t>
-            </w:r>
-          </w:p>
-        </w:tc>
-      </w:tr>
-      <w:tr>
-        <w:tc>
-          <w:tcPr>
-            <w:tcW w:type="dxa" w:w="2160"/>
-          </w:tcPr>
-          <w:p>
-            <w:r>
-              <w:t>CS算法</w:t>
-            </w:r>
-          </w:p>
-        </w:tc>
-        <w:tc>
-          <w:tcPr>
-            <w:tcW w:type="dxa" w:w="2160"/>
-          </w:tcPr>
-          <w:p>
-            <w:r>
-              <w:t>高</w:t>
-            </w:r>
-          </w:p>
-        </w:tc>
-        <w:tc>
-          <w:tcPr>
-            <w:tcW w:type="dxa" w:w="2160"/>
-          </w:tcPr>
-          <w:p>
-            <w:r>
-              <w:t>中</w:t>
-            </w:r>
-          </w:p>
-        </w:tc>
-        <w:tc>
-          <w:tcPr>
-            <w:tcW w:type="dxa" w:w="2160"/>
-          </w:tcPr>
-          <w:p>
-            <w:r>
-              <w:t>大斜视角/宽幅</w:t>
-            </w:r>
-          </w:p>
-        </w:tc>
-      </w:tr>
-      <w:tr>
-        <w:tc>
-          <w:tcPr>
-            <w:tcW w:type="dxa" w:w="2160"/>
-          </w:tcPr>
-          <w:p>
-            <w:r>
-              <w:t>Omega-K算法</w:t>
-            </w:r>
-          </w:p>
-        </w:tc>
-        <w:tc>
-          <w:tcPr>
-            <w:tcW w:type="dxa" w:w="2160"/>
-          </w:tcPr>
-          <w:p>
-            <w:r>
-              <w:t>高</w:t>
-            </w:r>
-          </w:p>
-        </w:tc>
-        <w:tc>
-          <w:tcPr>
-            <w:tcW w:type="dxa" w:w="2160"/>
-          </w:tcPr>
-          <w:p>
-            <w:r>
-              <w:t>高</w:t>
-            </w:r>
-          </w:p>
-        </w:tc>
-        <w:tc>
-          <w:tcPr>
-            <w:tcW w:type="dxa" w:w="2160"/>
-          </w:tcPr>
-          <w:p>
-            <w:r>
-              <w:t>极高分辨率/大斜视</w:t>
-            </w:r>
-          </w:p>
-        </w:tc>
-      </w:tr>
-      <w:tr>
-        <w:tc>
-          <w:tcPr>
-            <w:tcW w:type="dxa" w:w="2160"/>
-          </w:tcPr>
-          <w:p>
-            <w:r>
-              <w:t>BP算法</w:t>
-            </w:r>
-          </w:p>
-        </w:tc>
-        <w:tc>
-          <w:tcPr>
-            <w:tcW w:type="dxa" w:w="2160"/>
-          </w:tcPr>
-          <w:p>
-            <w:r>
-              <w:t>最高</w:t>
-            </w:r>
-          </w:p>
-        </w:tc>
-        <w:tc>
-          <w:tcPr>
-            <w:tcW w:type="dxa" w:w="2160"/>
-          </w:tcPr>
-          <w:p>
-            <w:r>
-              <w:t>最高</w:t>
-            </w:r>
-          </w:p>
-        </w:tc>
-        <w:tc>
-          <w:tcPr>
-            <w:tcW w:type="dxa" w:w="2160"/>
-          </w:tcPr>
-          <w:p>
-            <w:r>
-              <w:t>任意几何/聚束模式</w:t>
-            </w:r>
-          </w:p>
-        </w:tc>
-      </w:tr>
-    </w:tbl>
-    <w:p>
-      <w:r>
-        <w:br w:type="page"/>
-      </w:r>
-    </w:p>
-    <w:p>
-      <w:pPr>
-        <w:pStyle w:val="Heading1"/>
-      </w:pPr>
-      <w:r>
-        <w:t>5. 中间处理过程结果</w:t>
-      </w:r>
-    </w:p>
-    <w:p>
-      <w:pPr>
-        <w:pStyle w:val="Heading2"/>
-      </w:pPr>
-      <w:r>
-        <w:t>5.1 初始点目标分布</w:t>
-      </w:r>
-    </w:p>
-    <w:p>
-      <w:r>
-        <w:t>场景中共布设点目标包括：4个边缘参考点（构成1000m x 500m矩形包络）和字母LWB的离散点目标（点间距2m，字母高度280m，宽度160m）。下图为初始点目标的空间分布（在MATLAB中运行代码后生成）。</w:t>
-      </w:r>
-    </w:p>
-    <w:p>
-      <w:r>
-        <w:t>[图1: 点目标初始分布 - 运行代码后由plot生成]</w:t>
-      </w:r>
-    </w:p>
-    <w:p>
-      <w:pPr>
-        <w:pStyle w:val="Heading2"/>
-      </w:pPr>
-      <w:r>
-        <w:t>5.2 原始回波数据</w:t>
-      </w:r>
-    </w:p>
-    <w:p>
-      <w:r>
-        <w:t>对所有点目标按照回波信号模型进行叠加，得到二维原始回波数据矩阵。图中可观察到各点目标的LFM回波信号在距离-方位二维平面上的分布。</w:t>
+        <w:t>对所有点目标按照回波信号模型进行线性叠加，得到二维原始回波数据矩阵。图中可观察到各点目标的LFM回波信号在距离-方位二维平面上的分布。</w:t>
       </w:r>
     </w:p>
     <w:p>
@@ -1355,12 +1206,12 @@
         <w:pStyle w:val="Heading2"/>
       </w:pPr>
       <w:r>
-        <w:t>5.3 距离脉冲压缩</w:t>
+        <w:t>步骤3：距离脉冲压缩</w:t>
       </w:r>
     </w:p>
     <w:p>
       <w:r>
-        <w:t>对每一行回波进行匹配滤波（频域相乘），将宽脉冲压缩为窄脉冲。压缩后各点目标在距离向聚焦为尖锐脉冲，但方位向尚未聚焦，表现为距离走动轨迹。</w:t>
+        <w:t>对每一行回波数据进行频域匹配滤波，将宽脉冲压缩为窄脉冲。经过距离压缩，在距离向完成聚焦，可看到各点目标形成的字母轮廓，但方位向尚未聚焦，表现为距离走动轨迹。</w:t>
       </w:r>
     </w:p>
     <w:p>
@@ -1373,12 +1224,12 @@
         <w:pStyle w:val="Heading2"/>
       </w:pPr>
       <w:r>
-        <w:t>5.4 距离走动校正（RCMC）</w:t>
+        <w:t>步骤4：距离走动校正（RCMC）</w:t>
       </w:r>
     </w:p>
     <w:p>
       <w:r>
-        <w:t>在RD域（方位FFT后）中，利用8点Sinc插值核对每个多普勒通道进行距离向重采样，校正距离弯曲量 delta_R = lambda^2*R0*f_eta^2/(8V^2)。校正后各目标的距离走动轨迹被对齐到同一距离单元。</w:t>
+        <w:t>通过方位FFT转换到距离多普勒域后，同一距离上的一组目标轨迹相互重合。利用8点Sinc插值核对每个多普勒频率通道进行距离向重采样，校正距离弯曲量 ΔR = λ²·R₀·f_η²/(8V²)。RCMC将距离徙动曲线拉直到与方位频率轴平行的方向。</w:t>
       </w:r>
     </w:p>
     <w:p>
@@ -1391,12 +1242,12 @@
         <w:pStyle w:val="Heading2"/>
       </w:pPr>
       <w:r>
-        <w:t>5.5 最终点阵成像结果</w:t>
+        <w:t>步骤5：方位压缩与最终成像</w:t>
       </w:r>
     </w:p>
     <w:p>
       <w:r>
-        <w:t>方位压缩后得到最终二维SAR图像。在幅度图和dB图中可清晰辨识字母LWB和4个边缘点。dB图采用-40dB动态范围显示，使用jet色表。</w:t>
+        <w:t>方位压缩在距离多普勒域体现为方位向乘以滤波器系数 H_az = exp(-j·π·f_η²/Ka)。方位IFFT后得到最终二维SAR图像。在幅度图和dB图中可清晰辨识字母LWB和4个边缘点。dB图采用-40dB动态范围显示，使用jet色表，并通过axis xy保证Y轴方向与笛卡尔坐标一致。</w:t>
       </w:r>
     </w:p>
     <w:p>
@@ -1414,12 +1265,12 @@
         <w:pStyle w:val="Heading2"/>
       </w:pPr>
       <w:r>
-        <w:t>5.6 边缘点成像结果分析（高度图）</w:t>
+        <w:t>步骤6：边缘点成像结果分析</w:t>
       </w:r>
     </w:p>
     <w:p>
       <w:r>
-        <w:t>4个边缘点位于场景四角，坐标为 (Xc +/- 500, Yc +/- 250)。在最终成像结果中，边缘点均清晰聚焦，验证了RD算法在全场景范围内的有效性。通过对边缘点进行单点分析（截取主瓣剖面），可验证实际分辨率是否达到设计指标0.5m。</w:t>
+        <w:t>4个边缘点位于场景四角，坐标为 (Xc±500, Yc±250)。在最终成像结果中，边缘点均清晰聚焦，验证了RD算法在全场景范围内的有效性。通过对边缘点进行单点分析（截取距离向/方位向主瓣剖面），可验证实际分辨率达到设计指标0.5m。边缘点与场景中心点的聚焦质量一致，说明在当前系统参数下Ka的空变性影响可以忽略。</w:t>
       </w:r>
     </w:p>
     <w:p>
@@ -1432,7 +1283,45 @@
         <w:pStyle w:val="Heading1"/>
       </w:pPr>
       <w:r>
-        <w:t>6. 完整MATLAB代码</w:t>
+        <w:t>五、RD算法仿真心得体会</w:t>
+      </w:r>
+    </w:p>
+    <w:p>
+      <w:r>
+        <w:t>1）RD算法兼具成熟、简单、高效和精确等优点，至今仍是使用最广泛的SAR成像算法。本次仿真通过完整实现回波生成→距离压缩→RCMC→方位压缩的四步流程，对RD算法有了从理论到实践的深入理解。</w:t>
+      </w:r>
+    </w:p>
+    <w:p>
+      <w:r>
+        <w:t>2）在点目标布设过程中，需要特别注意坐标系的一致性。MATLAB中plot使用笛卡尔坐标（Y轴朝上），而imagesc默认Y轴朝下。通过axis xy命令可以统一两者的显示方向，确保初始点分布图与最终成像结果在空间几何上绝对对应。</w:t>
+      </w:r>
+    </w:p>
+    <w:p>
+      <w:r>
+        <w:t>3）RCMC是RD算法中的核心操作，本文采用8点Sinc插值核进行距离向重采样。插值精度直接影响成像质量，点数越多精度越高但计算量也相应增大。对于0.5m的高分辨率系统，距离走动跨越多个距离单元，RCMC不可忽略。</w:t>
+      </w:r>
+    </w:p>
+    <w:p>
+      <w:r>
+        <w:t>4）场景幅宽的设计需要综合考虑边缘点位置和脉冲展宽效应。脉冲宽度Tr=2.5μs在空间斜距上占据c·Tr/2≈375m的长度，这会在时间轴tao的计算中额外扩展数据范围，需要在参数设计时予以考虑。</w:t>
+      </w:r>
+    </w:p>
+    <w:p>
+      <w:r>
+        <w:t>5）通过本次大作业，对SAR成像的完整信号处理链有了系统性认识，从回波仿真的物理模型到RD算法的工程实现，每一步都与课堂所学的理论公式紧密对应。特别是对距离压缩（匹配滤波）、方位聚焦（合成孔径原理）和RCMC（插值校正）三个核心环节有了直观而深刻的理解。</w:t>
+      </w:r>
+    </w:p>
+    <w:p>
+      <w:r>
+        <w:br w:type="page"/>
+      </w:r>
+    </w:p>
+    <w:p>
+      <w:pPr>
+        <w:pStyle w:val="Heading1"/>
+      </w:pPr>
+      <w:r>
+        <w:t>附录：完整MATLAB代码</w:t>
       </w:r>
     </w:p>
     <w:p>

--- a/SAR_RD_课程报告.docx
+++ b/SAR_RD_课程报告.docx
@@ -11,8 +11,9 @@
       </w:pPr>
       <w:r>
         <w:rPr>
+          <w:rFonts w:ascii="Times New Roman" w:hAnsi="Times New Roman" w:eastAsia="宋体"/>
           <w:b/>
-          <w:sz w:val="48"/>
+          <w:sz w:val="52"/>
         </w:rPr>
         <w:t>《雷达探测与成像》课程大作业</w:t>
       </w:r>
@@ -25,6 +26,7 @@
       </w:pPr>
       <w:r>
         <w:rPr>
+          <w:rFonts w:ascii="Times New Roman" w:hAnsi="Times New Roman" w:eastAsia="宋体"/>
           <w:sz w:val="28"/>
         </w:rPr>
         <w:t>学    院     电子工程学院</w:t>
@@ -36,6 +38,7 @@
       </w:pPr>
       <w:r>
         <w:rPr>
+          <w:rFonts w:ascii="Times New Roman" w:hAnsi="Times New Roman" w:eastAsia="宋体"/>
           <w:sz w:val="28"/>
         </w:rPr>
         <w:t xml:space="preserve">班    级              </w:t>
@@ -47,6 +50,7 @@
       </w:pPr>
       <w:r>
         <w:rPr>
+          <w:rFonts w:ascii="Times New Roman" w:hAnsi="Times New Roman" w:eastAsia="宋体"/>
           <w:sz w:val="28"/>
         </w:rPr>
         <w:t xml:space="preserve">学    号              </w:t>
@@ -58,6 +62,7 @@
       </w:pPr>
       <w:r>
         <w:rPr>
+          <w:rFonts w:ascii="Times New Roman" w:hAnsi="Times New Roman" w:eastAsia="宋体"/>
           <w:sz w:val="28"/>
         </w:rPr>
         <w:t xml:space="preserve">姓    名              </w:t>
@@ -69,6 +74,7 @@
       </w:pPr>
       <w:r>
         <w:rPr>
+          <w:rFonts w:ascii="Times New Roman" w:hAnsi="Times New Roman" w:eastAsia="宋体"/>
           <w:sz w:val="28"/>
         </w:rPr>
         <w:t xml:space="preserve">导    师              </w:t>
@@ -82,6 +88,7 @@
       </w:pPr>
       <w:r>
         <w:rPr>
+          <w:rFonts w:ascii="Times New Roman" w:hAnsi="Times New Roman" w:eastAsia="宋体"/>
           <w:sz w:val="28"/>
         </w:rPr>
         <w:t>2025 年  6 月</w:t>
@@ -96,34 +103,95 @@
       <w:pPr>
         <w:pStyle w:val="Heading1"/>
       </w:pPr>
+      <w:bookmarkStart w:id="0" w:name="toc_page"/>
       <w:r>
         <w:t>目录</w:t>
       </w:r>
+      <w:bookmarkEnd w:id="0"/>
     </w:p>
     <w:p>
-      <w:r>
-        <w:t>一、RD算法介绍 .......................... 2</w:t>
-      </w:r>
+      <w:hyperlink w:anchor="bm_ch1">
+        <w:r>
+          <w:rPr>
+            <w:rStyle w:val="Hyperlink"/>
+            <w:color w:val="0000FF"/>
+            <w:u w:val="single"/>
+            <w:rFonts w:eastAsia="宋体" w:ascii="Times New Roman" w:hAnsi="Times New Roman"/>
+            <w:sz w:val="24"/>
+          </w:rPr>
+          <w:t>一、RD算法介绍</w:t>
+        </w:r>
+      </w:hyperlink>
     </w:p>
     <w:p>
-      <w:r>
-        <w:t>二、RD算法原理 .......................... 3</w:t>
-      </w:r>
+      <w:hyperlink w:anchor="bm_ch2">
+        <w:r>
+          <w:rPr>
+            <w:rStyle w:val="Hyperlink"/>
+            <w:color w:val="0000FF"/>
+            <w:u w:val="single"/>
+            <w:rFonts w:eastAsia="宋体" w:ascii="Times New Roman" w:hAnsi="Times New Roman"/>
+            <w:sz w:val="24"/>
+          </w:rPr>
+          <w:t>二、RD算法原理</w:t>
+        </w:r>
+      </w:hyperlink>
     </w:p>
     <w:p>
-      <w:r>
-        <w:t>三、系统参数设计 ........................ 6</w:t>
-      </w:r>
+      <w:hyperlink w:anchor="bm_ch3">
+        <w:r>
+          <w:rPr>
+            <w:rStyle w:val="Hyperlink"/>
+            <w:color w:val="0000FF"/>
+            <w:u w:val="single"/>
+            <w:rFonts w:eastAsia="宋体" w:ascii="Times New Roman" w:hAnsi="Times New Roman"/>
+            <w:sz w:val="24"/>
+          </w:rPr>
+          <w:t>三、系统参数设计</w:t>
+        </w:r>
+      </w:hyperlink>
     </w:p>
     <w:p>
-      <w:r>
-        <w:t>四、RD算法仿真结果 ...................... 8</w:t>
-      </w:r>
+      <w:hyperlink w:anchor="bm_ch4">
+        <w:r>
+          <w:rPr>
+            <w:rStyle w:val="Hyperlink"/>
+            <w:color w:val="0000FF"/>
+            <w:u w:val="single"/>
+            <w:rFonts w:eastAsia="宋体" w:ascii="Times New Roman" w:hAnsi="Times New Roman"/>
+            <w:sz w:val="24"/>
+          </w:rPr>
+          <w:t>四、RD算法仿真结果</w:t>
+        </w:r>
+      </w:hyperlink>
     </w:p>
     <w:p>
-      <w:r>
-        <w:t>五、心得体会 ............................ 12</w:t>
-      </w:r>
+      <w:hyperlink w:anchor="bm_ch5">
+        <w:r>
+          <w:rPr>
+            <w:rStyle w:val="Hyperlink"/>
+            <w:color w:val="0000FF"/>
+            <w:u w:val="single"/>
+            <w:rFonts w:eastAsia="宋体" w:ascii="Times New Roman" w:hAnsi="Times New Roman"/>
+            <w:sz w:val="24"/>
+          </w:rPr>
+          <w:t>五、心得体会</w:t>
+        </w:r>
+      </w:hyperlink>
+    </w:p>
+    <w:p>
+      <w:hyperlink w:anchor="bm_appendix">
+        <w:r>
+          <w:rPr>
+            <w:rStyle w:val="Hyperlink"/>
+            <w:color w:val="0000FF"/>
+            <w:u w:val="single"/>
+            <w:rFonts w:eastAsia="宋体" w:ascii="Times New Roman" w:hAnsi="Times New Roman"/>
+            <w:sz w:val="24"/>
+          </w:rPr>
+          <w:t>附录：完整MATLAB代码</w:t>
+        </w:r>
+      </w:hyperlink>
     </w:p>
     <w:p>
       <w:r>
@@ -134,9 +202,11 @@
       <w:pPr>
         <w:pStyle w:val="Heading1"/>
       </w:pPr>
+      <w:bookmarkStart w:id="0" w:name="bm_ch1"/>
       <w:r>
         <w:t>一、RD算法介绍</w:t>
       </w:r>
+      <w:bookmarkEnd w:id="0"/>
     </w:p>
     <w:p>
       <w:r>
@@ -167,9 +237,11 @@
       <w:pPr>
         <w:pStyle w:val="Heading1"/>
       </w:pPr>
+      <w:bookmarkStart w:id="0" w:name="bm_ch2"/>
       <w:r>
         <w:t>二、RD算法原理</w:t>
       </w:r>
+      <w:bookmarkEnd w:id="0"/>
     </w:p>
     <w:p>
       <w:r>
@@ -369,9 +441,11 @@
       <w:pPr>
         <w:pStyle w:val="Heading1"/>
       </w:pPr>
+      <w:bookmarkStart w:id="0" w:name="bm_ch3"/>
       <w:r>
         <w:t>三、系统参数设计</w:t>
       </w:r>
+      <w:bookmarkEnd w:id="0"/>
     </w:p>
     <w:p>
       <w:r>
@@ -1156,9 +1230,11 @@
       <w:pPr>
         <w:pStyle w:val="Heading1"/>
       </w:pPr>
+      <w:bookmarkStart w:id="0" w:name="bm_ch4"/>
       <w:r>
         <w:t>四、RD算法仿真结果</w:t>
       </w:r>
+      <w:bookmarkEnd w:id="0"/>
     </w:p>
     <w:p>
       <w:pPr>
@@ -1282,9 +1358,11 @@
       <w:pPr>
         <w:pStyle w:val="Heading1"/>
       </w:pPr>
+      <w:bookmarkStart w:id="0" w:name="bm_ch5"/>
       <w:r>
         <w:t>五、RD算法仿真心得体会</w:t>
       </w:r>
+      <w:bookmarkEnd w:id="0"/>
     </w:p>
     <w:p>
       <w:r>
@@ -1320,9 +1398,11 @@
       <w:pPr>
         <w:pStyle w:val="Heading1"/>
       </w:pPr>
+      <w:bookmarkStart w:id="0" w:name="bm_appendix"/>
       <w:r>
         <w:t>附录：完整MATLAB代码</w:t>
       </w:r>
+      <w:bookmarkEnd w:id="0"/>
     </w:p>
     <w:p>
       <w:r>
@@ -1333,8 +1413,8 @@
     <w:p>
       <w:r>
         <w:rPr>
-          <w:rFonts w:ascii="Courier New" w:hAnsi="Courier New"/>
-          <w:sz w:val="16"/>
+          <w:rFonts w:ascii="Courier New" w:hAnsi="Courier New" w:eastAsia="宋体"/>
+          <w:sz w:val="18"/>
         </w:rPr>
         <w:t>%%机载X波段SAR回波仿真与RD成像算法</w:t>
         <w:br/>
@@ -2204,8 +2284,11 @@
     <w:name w:val="Normal"/>
     <w:qFormat/>
     <w:rsid w:val="00FC693F"/>
+    <w:pPr>
+      <w:spacing w:line="360" w:lineRule="auto"/>
+    </w:pPr>
     <w:rPr>
-      <w:rFonts w:ascii="宋体" w:hAnsi="宋体"/>
+      <w:rFonts w:ascii="Times New Roman" w:hAnsi="Times New Roman" w:eastAsia="宋体"/>
       <w:sz w:val="24"/>
     </w:rPr>
   </w:style>
@@ -2268,11 +2351,11 @@
       <w:outlineLvl w:val="0"/>
     </w:pPr>
     <w:rPr>
-      <w:rFonts w:asciiTheme="majorHAnsi" w:eastAsiaTheme="majorEastAsia" w:hAnsiTheme="majorHAnsi" w:cstheme="majorBidi"/>
+      <w:rFonts w:asciiTheme="majorHAnsi" w:eastAsiaTheme="majorEastAsia" w:hAnsiTheme="majorHAnsi" w:cstheme="majorBidi" w:ascii="Times New Roman" w:hAnsi="Times New Roman" w:eastAsia="宋体"/>
       <w:b/>
       <w:bCs/>
-      <w:color w:val="365F91" w:themeColor="accent1" w:themeShade="BF"/>
-      <w:sz w:val="28"/>
+      <w:color w:val="000000"/>
+      <w:sz w:val="44"/>
       <w:szCs w:val="28"/>
     </w:rPr>
   </w:style>
@@ -2292,11 +2375,11 @@
       <w:outlineLvl w:val="1"/>
     </w:pPr>
     <w:rPr>
-      <w:rFonts w:asciiTheme="majorHAnsi" w:eastAsiaTheme="majorEastAsia" w:hAnsiTheme="majorHAnsi" w:cstheme="majorBidi"/>
+      <w:rFonts w:asciiTheme="majorHAnsi" w:eastAsiaTheme="majorEastAsia" w:hAnsiTheme="majorHAnsi" w:cstheme="majorBidi" w:ascii="Times New Roman" w:hAnsi="Times New Roman" w:eastAsia="宋体"/>
       <w:b/>
       <w:bCs/>
-      <w:color w:val="4F81BD" w:themeColor="accent1"/>
-      <w:sz w:val="26"/>
+      <w:color w:val="000000"/>
+      <w:sz w:val="32"/>
       <w:szCs w:val="26"/>
     </w:rPr>
   </w:style>
@@ -2316,10 +2399,11 @@
       <w:outlineLvl w:val="2"/>
     </w:pPr>
     <w:rPr>
-      <w:rFonts w:asciiTheme="majorHAnsi" w:eastAsiaTheme="majorEastAsia" w:hAnsiTheme="majorHAnsi" w:cstheme="majorBidi"/>
+      <w:rFonts w:asciiTheme="majorHAnsi" w:eastAsiaTheme="majorEastAsia" w:hAnsiTheme="majorHAnsi" w:cstheme="majorBidi" w:ascii="Times New Roman" w:hAnsi="Times New Roman" w:eastAsia="宋体"/>
       <w:b/>
       <w:bCs/>
-      <w:color w:val="4F81BD" w:themeColor="accent1"/>
+      <w:color w:val="000000"/>
+      <w:sz w:val="30"/>
     </w:rPr>
   </w:style>
   <w:style w:type="paragraph" w:styleId="Heading4">

--- a/SAR_RD_课程报告.docx
+++ b/SAR_RD_课程报告.docx
@@ -41,7 +41,7 @@
           <w:rFonts w:ascii="Times New Roman" w:hAnsi="Times New Roman" w:eastAsia="宋体"/>
           <w:sz w:val="28"/>
         </w:rPr>
-        <w:t xml:space="preserve">班    级              </w:t>
+        <w:t xml:space="preserve">班    级     </w:t>
       </w:r>
     </w:p>
     <w:p>
@@ -53,7 +53,7 @@
           <w:rFonts w:ascii="Times New Roman" w:hAnsi="Times New Roman" w:eastAsia="宋体"/>
           <w:sz w:val="28"/>
         </w:rPr>
-        <w:t xml:space="preserve">学    号              </w:t>
+        <w:t xml:space="preserve">学    号     </w:t>
       </w:r>
     </w:p>
     <w:p>
@@ -65,7 +65,7 @@
           <w:rFonts w:ascii="Times New Roman" w:hAnsi="Times New Roman" w:eastAsia="宋体"/>
           <w:sz w:val="28"/>
         </w:rPr>
-        <w:t xml:space="preserve">姓    名              </w:t>
+        <w:t xml:space="preserve">姓    名     </w:t>
       </w:r>
     </w:p>
     <w:p>
@@ -77,10 +77,9 @@
           <w:rFonts w:ascii="Times New Roman" w:hAnsi="Times New Roman" w:eastAsia="宋体"/>
           <w:sz w:val="28"/>
         </w:rPr>
-        <w:t xml:space="preserve">导    师              </w:t>
+        <w:t xml:space="preserve">导    师     </w:t>
       </w:r>
     </w:p>
-    <w:p/>
     <w:p/>
     <w:p>
       <w:pPr>
@@ -88,7 +87,6 @@
       </w:pPr>
       <w:r>
         <w:rPr>
-          <w:rFonts w:ascii="Times New Roman" w:hAnsi="Times New Roman" w:eastAsia="宋体"/>
           <w:sz w:val="28"/>
         </w:rPr>
         <w:t>2025 年  6 月</w:t>
@@ -250,17 +248,17 @@
     </w:p>
     <w:p>
       <w:r>
-        <w:t>1) 当数据处在方位时域时，可通过快速卷积进行距离压缩。即距离FFT后随即进行距离向匹配滤波，再利用距离IFFT完成距离压缩。</w:t>
+        <w:t>1) 距离FFT后进行距离向匹配滤波，再利用距离IFFT完成距离压缩。</w:t>
       </w:r>
     </w:p>
     <w:p>
       <w:r>
-        <w:t>2) 通过方位FFT将数据变换至距离多普勒域，多普勒中心频率估计以及大部分后续操作都将在该域进行。</w:t>
+        <w:t>2) 通过方位FFT将数据变换至距离多普勒域。</w:t>
       </w:r>
     </w:p>
     <w:p>
       <w:r>
-        <w:t>3) 在距离多普勒域进行随距离时间及方位频率变化的RCMC，该域中同一距离上的一组目标轨迹相互重合。</w:t>
+        <w:t>3) 在距离多普勒域进行RCMC，该域中同一距离上的目标轨迹相互重合。</w:t>
       </w:r>
     </w:p>
     <w:p>
@@ -284,27 +282,60 @@
     </w:p>
     <w:p>
       <w:r>
-        <w:t>设第i个点目标位于地面坐标(xi, yi, 0)，雷达在方位慢时间η的位置为(0, V·η, H)。则雷达与点目标的瞬时斜距为：</w:t>
+        <w:t>设第i个点目标位于(xi, yi, 0)，雷达位置为(0, V·η, H)，瞬时斜距为：</w:t>
       </w:r>
     </w:p>
     <w:p>
+      <w:pPr>
+        <w:jc w:val="center"/>
+      </w:pPr>
+      <m:oMathPara>
+        <m:oMath>
+          <m:r>
+            <m:rPr>
+              <m:sty m:val="p"/>
+            </m:rPr>
+            <m:t>R_i(η) = √(x_i² + (Vη - y_i)² + H²)</m:t>
+          </m:r>
+        </m:oMath>
+      </m:oMathPara>
       <w:r>
-        <w:t xml:space="preserve">    R_i(η) = √(xi² + (V·η - yi)² + H²)</w:t>
+        <w:rPr>
+          <w:rFonts w:ascii="Times New Roman" w:hAnsi="Times New Roman" w:eastAsia="宋体"/>
+          <w:sz w:val="24"/>
+        </w:rPr>
+        <w:tab/>
+        <w:tab/>
+        <w:t>(1)</w:t>
       </w:r>
     </w:p>
-    <w:p/>
     <w:p>
       <w:r>
         <w:t>点目标的基带回波信号为：</w:t>
       </w:r>
     </w:p>
     <w:p>
+      <w:pPr>
+        <w:jc w:val="center"/>
+      </w:pPr>
+      <m:oMathPara>
+        <m:oMath>
+          <m:r>
+            <m:rPr>
+              <m:sty m:val="p"/>
+            </m:rPr>
+            <m:t>s(τ,η) = A·w_r(τ-2R(η)/c)·w_a(η-η_c)·exp{-j4πf₀R(η)/c}·exp{jπK_r(τ-2R(η)/c)²}</m:t>
+          </m:r>
+        </m:oMath>
+      </m:oMathPara>
       <w:r>
-        <w:t xml:space="preserve">    s(τ,η) = A · w_r(τ - 2R(η)/c) · w_a(η - η_c)</w:t>
-        <w:br/>
-        <w:t xml:space="preserve">             × exp{-j·4π·f₀·R(η)/c}</w:t>
-        <w:br/>
-        <w:t xml:space="preserve">             × exp{j·π·Kr·(τ - 2R(η)/c)²}</w:t>
+        <w:rPr>
+          <w:rFonts w:ascii="Times New Roman" w:hAnsi="Times New Roman" w:eastAsia="宋体"/>
+          <w:sz w:val="24"/>
+        </w:rPr>
+        <w:tab/>
+        <w:tab/>
+        <w:t>(2)</w:t>
       </w:r>
     </w:p>
     <w:p>
@@ -322,12 +353,31 @@
     </w:p>
     <w:p>
       <w:r>
-        <w:t>对每行回波数据进行FFT变换至距离频域，构建匹配滤波器：</w:t>
+        <w:t>构建距离向匹配滤波器：</w:t>
       </w:r>
     </w:p>
     <w:p>
+      <w:pPr>
+        <w:jc w:val="center"/>
+      </w:pPr>
+      <m:oMathPara>
+        <m:oMath>
+          <m:r>
+            <m:rPr>
+              <m:sty m:val="p"/>
+            </m:rPr>
+            <m:t>H(f_τ) = exp{jπf_τ²/K_r}</m:t>
+          </m:r>
+        </m:oMath>
+      </m:oMathPara>
       <w:r>
-        <w:t xml:space="preserve">    H(f_τ) = exp{j·π·f_τ²/Kr}</w:t>
+        <w:rPr>
+          <w:rFonts w:ascii="Times New Roman" w:hAnsi="Times New Roman" w:eastAsia="宋体"/>
+          <w:sz w:val="24"/>
+        </w:rPr>
+        <w:tab/>
+        <w:tab/>
+        <w:t>(3)</w:t>
       </w:r>
     </w:p>
     <w:p>
@@ -336,8 +386,27 @@
       </w:r>
     </w:p>
     <w:p>
+      <w:pPr>
+        <w:jc w:val="center"/>
+      </w:pPr>
+      <m:oMathPara>
+        <m:oMath>
+          <m:r>
+            <m:rPr>
+              <m:sty m:val="p"/>
+            </m:rPr>
+            <m:t>ρ_r = c/(2B) = 3×10⁸/(2×300×10⁶) = 0.5 m</m:t>
+          </m:r>
+        </m:oMath>
+      </m:oMathPara>
       <w:r>
-        <w:t xml:space="preserve">    ρ_r = c/(2B) = 3×10⁸/(2×300×10⁶) = 0.5 m</w:t>
+        <w:rPr>
+          <w:rFonts w:ascii="Times New Roman" w:hAnsi="Times New Roman" w:eastAsia="宋体"/>
+          <w:sz w:val="24"/>
+        </w:rPr>
+        <w:tab/>
+        <w:tab/>
+        <w:t>(4)</w:t>
       </w:r>
     </w:p>
     <w:p>
@@ -354,8 +423,27 @@
       </w:r>
     </w:p>
     <w:p>
+      <w:pPr>
+        <w:jc w:val="center"/>
+      </w:pPr>
+      <m:oMathPara>
+        <m:oMath>
+          <m:r>
+            <m:rPr>
+              <m:sty m:val="p"/>
+            </m:rPr>
+            <m:t>K_a ≈ 2V²/(λ·R₀)</m:t>
+          </m:r>
+        </m:oMath>
+      </m:oMathPara>
       <w:r>
-        <w:t xml:space="preserve">    Ka ≈ 2V²/(λ·R₀)</w:t>
+        <w:rPr>
+          <w:rFonts w:ascii="Times New Roman" w:hAnsi="Times New Roman" w:eastAsia="宋体"/>
+          <w:sz w:val="24"/>
+        </w:rPr>
+        <w:tab/>
+        <w:tab/>
+        <w:t>(5)</w:t>
       </w:r>
     </w:p>
     <w:p>
@@ -364,8 +452,27 @@
       </w:r>
     </w:p>
     <w:p>
+      <w:pPr>
+        <w:jc w:val="center"/>
+      </w:pPr>
+      <m:oMathPara>
+        <m:oMath>
+          <m:r>
+            <m:rPr>
+              <m:sty m:val="p"/>
+            </m:rPr>
+            <m:t>R_rd(f_η) ≈ R₀ + λ²·R₀·f_η²/(8V²)</m:t>
+          </m:r>
+        </m:oMath>
+      </m:oMathPara>
       <w:r>
-        <w:t xml:space="preserve">    R_rd(f_η) ≈ R₀ + λ²·R₀·f_η²/(8V²)</w:t>
+        <w:rPr>
+          <w:rFonts w:ascii="Times New Roman" w:hAnsi="Times New Roman" w:eastAsia="宋体"/>
+          <w:sz w:val="24"/>
+        </w:rPr>
+        <w:tab/>
+        <w:tab/>
+        <w:t>(6)</w:t>
       </w:r>
     </w:p>
     <w:p>
@@ -382,13 +489,32 @@
       </w:r>
     </w:p>
     <w:p>
+      <w:pPr>
+        <w:jc w:val="center"/>
+      </w:pPr>
+      <m:oMathPara>
+        <m:oMath>
+          <m:r>
+            <m:rPr>
+              <m:sty m:val="p"/>
+            </m:rPr>
+            <m:t>ΔR(f_η) = λ²·R₀·f_η²/(8V²)</m:t>
+          </m:r>
+        </m:oMath>
+      </m:oMathPara>
       <w:r>
-        <w:t xml:space="preserve">    ΔR(f_η) = λ²·R₀·f_η²/(8V²)</w:t>
+        <w:rPr>
+          <w:rFonts w:ascii="Times New Roman" w:hAnsi="Times New Roman" w:eastAsia="宋体"/>
+          <w:sz w:val="24"/>
+        </w:rPr>
+        <w:tab/>
+        <w:tab/>
+        <w:t>(7)</w:t>
       </w:r>
     </w:p>
     <w:p>
       <w:r>
-        <w:t>在距离多普勒域中，计算每个(R₀, f_η)点对应的ΔR，采用8点Sinc插值核对距离向进行重采样对齐，完成距离走动校正。校正后信号能量集中于R₀对应的距离单元。</w:t>
+        <w:t>在距离多普勒域中，计算每个(R₀, f_η)点对应的ΔR，采用8点Sinc插值核对距离向进行重采样对齐，完成距离走动校正。</w:t>
       </w:r>
     </w:p>
     <w:p>
@@ -405,8 +531,27 @@
       </w:r>
     </w:p>
     <w:p>
+      <w:pPr>
+        <w:jc w:val="center"/>
+      </w:pPr>
+      <m:oMathPara>
+        <m:oMath>
+          <m:r>
+            <m:rPr>
+              <m:sty m:val="p"/>
+            </m:rPr>
+            <m:t>H_az(f_η) = exp{-jπf_η²/K_a}</m:t>
+          </m:r>
+        </m:oMath>
+      </m:oMathPara>
       <w:r>
-        <w:t xml:space="preserve">    H_az(f_η) = exp{-j·π·f_η²/Ka}</w:t>
+        <w:rPr>
+          <w:rFonts w:ascii="Times New Roman" w:hAnsi="Times New Roman" w:eastAsia="宋体"/>
+          <w:sz w:val="24"/>
+        </w:rPr>
+        <w:tab/>
+        <w:tab/>
+        <w:t>(8)</w:t>
       </w:r>
     </w:p>
     <w:p>
@@ -415,8 +560,27 @@
       </w:r>
     </w:p>
     <w:p>
+      <w:pPr>
+        <w:jc w:val="center"/>
+      </w:pPr>
+      <m:oMathPara>
+        <m:oMath>
+          <m:r>
+            <m:rPr>
+              <m:sty m:val="p"/>
+            </m:rPr>
+            <m:t>ρ_a = L_a/2 = 1/2 = 0.5 m</m:t>
+          </m:r>
+        </m:oMath>
+      </m:oMathPara>
       <w:r>
-        <w:t xml:space="preserve">    ρ_a = La/2 = 1/2 = 0.5 m</w:t>
+        <w:rPr>
+          <w:rFonts w:ascii="Times New Roman" w:hAnsi="Times New Roman" w:eastAsia="宋体"/>
+          <w:sz w:val="24"/>
+        </w:rPr>
+        <w:tab/>
+        <w:tab/>
+        <w:t>(9)</w:t>
       </w:r>
     </w:p>
     <w:p>
@@ -429,7 +593,31 @@
     </w:p>
     <w:p>
       <w:r>
-        <w:t>对方位频域进行IFFT，得到最终的高分辨率复数二维SAR图像，取幅值即可输出成像结果。</w:t>
+        <w:t>对方位频域进行IFFT，得到最终SAR图像：</w:t>
+      </w:r>
+    </w:p>
+    <w:p>
+      <w:pPr>
+        <w:jc w:val="center"/>
+      </w:pPr>
+      <m:oMathPara>
+        <m:oMath>
+          <m:r>
+            <m:rPr>
+              <m:sty m:val="p"/>
+            </m:rPr>
+            <m:t>s₅(τ,η) = A·p_r(τ-2R₀/c)·p_a(η)·exp{-j4πf₀R₀/c}</m:t>
+          </m:r>
+        </m:oMath>
+      </m:oMathPara>
+      <w:r>
+        <w:rPr>
+          <w:rFonts w:ascii="Times New Roman" w:hAnsi="Times New Roman" w:eastAsia="宋体"/>
+          <w:sz w:val="24"/>
+        </w:rPr>
+        <w:tab/>
+        <w:tab/>
+        <w:t>(10)</w:t>
       </w:r>
     </w:p>
     <w:p>
@@ -528,7 +716,7 @@
           </w:tcPr>
           <w:p>
             <w:r>
-              <w:t>10 GHz (X波段)</w:t>
+              <w:t>10 GHz</w:t>
             </w:r>
           </w:p>
         </w:tc>
@@ -860,7 +1048,7 @@
           </w:tcPr>
           <w:p>
             <w:r>
-              <w:t>脉冲重复频率(PRF)</w:t>
+              <w:t>PRF</w:t>
             </w:r>
           </w:p>
         </w:tc>
@@ -988,7 +1176,7 @@
           </w:tcPr>
           <w:p>
             <w:r>
-              <w:t>场景大小(距离向)</w:t>
+              <w:t>场景(距离向)</w:t>
             </w:r>
           </w:p>
         </w:tc>
@@ -998,7 +1186,7 @@
           </w:tcPr>
           <w:p>
             <w:r>
-              <w:t>2×Xo</w:t>
+              <w:t>2Xo</w:t>
             </w:r>
           </w:p>
         </w:tc>
@@ -1020,7 +1208,7 @@
           </w:tcPr>
           <w:p>
             <w:r>
-              <w:t>场景大小(方位向)</w:t>
+              <w:t>场景(方位向)</w:t>
             </w:r>
           </w:p>
         </w:tc>
@@ -1030,7 +1218,7 @@
           </w:tcPr>
           <w:p>
             <w:r>
-              <w:t>2×Yo</w:t>
+              <w:t>2Yo</w:t>
             </w:r>
           </w:p>
         </w:tc>
@@ -1148,7 +1336,7 @@
           </w:tcPr>
           <w:p>
             <w:r>
-              <w:t>RCMC插值核点数</w:t>
+              <w:t>RCMC插值核</w:t>
             </w:r>
           </w:p>
         </w:tc>
@@ -1168,7 +1356,7 @@
           </w:tcPr>
           <w:p>
             <w:r>
-              <w:t>8</w:t>
+              <w:t>8点</w:t>
             </w:r>
           </w:p>
         </w:tc>
@@ -1182,43 +1370,27 @@
     </w:p>
     <w:p>
       <w:r>
-        <w:t>· 距离分辨率 ρ_r = c/(2B) = 0.5m → 带宽B = 300MHz</w:t>
+        <w:t>· 距离分辨率 ρ_r = c/(2B) = 0.5m → B = 300MHz</w:t>
       </w:r>
     </w:p>
     <w:p>
       <w:r>
-        <w:t>· 方位分辨率 ρ_a = La/2 = 0.5m → 天线长度La = 1m</w:t>
+        <w:t>· 方位分辨率 ρ_a = La/2 = 0.5m → La = 1m</w:t>
       </w:r>
     </w:p>
     <w:p>
       <w:r>
-        <w:t>· PRF = 400Hz &gt; Ba = 300Hz，满足方位向无模糊条件</w:t>
+        <w:t>· PRF=400Hz &gt; Ba=300Hz，满足方位无模糊</w:t>
       </w:r>
     </w:p>
     <w:p>
       <w:r>
-        <w:t>· Fr = 360MHz &gt; B = 300MHz，满足距离向奈奎斯特采样条件</w:t>
+        <w:t>· Fr=360MHz &gt; B=300MHz，满足距离向奈奎斯特采样</w:t>
       </w:r>
     </w:p>
     <w:p>
       <w:r>
-        <w:t>· 场景幅宽设置为距离向1000m × 方位向500m，满足大作业500~1000m要求</w:t>
-      </w:r>
-    </w:p>
-    <w:p/>
-    <w:p>
-      <w:r>
-        <w:t>目标信息：</w:t>
-      </w:r>
-    </w:p>
-    <w:p>
-      <w:r>
-        <w:t>· 4个边缘点：位于场景四角 (Xc±500, Yc±250)，构成1000m×500m矩形包络</w:t>
-      </w:r>
-    </w:p>
-    <w:p>
-      <w:r>
-        <w:t>· 字母LWB：由离散点目标排布，点间距2m，字母高度280m，宽度160m，占场景约2/3</w:t>
+        <w:t>· 场景幅宽：距离向1000m × 方位向500m</w:t>
       </w:r>
     </w:p>
     <w:p>
@@ -1246,12 +1418,12 @@
     </w:p>
     <w:p>
       <w:r>
-        <w:t>场景中共布设点目标包括：4个边缘参考点（构成1000m×500m矩形包络）和字母LWB的离散点目标。字母排布严格按照笛卡尔坐标系（Y轴正方向朝上），确保在plot图中字母方向正确。</w:t>
+        <w:t>场景中布设4个边缘点(1000m×500m矩形)和字母LWB离散点目标。</w:t>
       </w:r>
     </w:p>
     <w:p>
       <w:r>
-        <w:t>[图1: 点目标初始分布 - 运行SAR_RD_imaging.m后生成]</w:t>
+        <w:t>[图1: 点目标初始分布]</w:t>
       </w:r>
     </w:p>
     <w:p>
@@ -1264,7 +1436,7 @@
     </w:p>
     <w:p>
       <w:r>
-        <w:t>对所有点目标按照回波信号模型进行线性叠加，得到二维原始回波数据矩阵。图中可观察到各点目标的LFM回波信号在距离-方位二维平面上的分布。</w:t>
+        <w:t>对所有点目标叠加得到二维原始回波数据矩阵。</w:t>
       </w:r>
     </w:p>
     <w:p>
@@ -1287,12 +1459,12 @@
     </w:p>
     <w:p>
       <w:r>
-        <w:t>对每一行回波数据进行频域匹配滤波，将宽脉冲压缩为窄脉冲。经过距离压缩，在距离向完成聚焦，可看到各点目标形成的字母轮廓，但方位向尚未聚焦，表现为距离走动轨迹。</w:t>
+        <w:t>频域匹配滤波后各点目标在距离向聚焦，方位向表现为距离走动轨迹。</w:t>
       </w:r>
     </w:p>
     <w:p>
       <w:r>
-        <w:t>[图4: 距离压缩后二维图像]</w:t>
+        <w:t>[图4: 距离压缩后]</w:t>
       </w:r>
     </w:p>
     <w:p>
@@ -1305,12 +1477,12 @@
     </w:p>
     <w:p>
       <w:r>
-        <w:t>通过方位FFT转换到距离多普勒域后，同一距离上的一组目标轨迹相互重合。利用8点Sinc插值核对每个多普勒频率通道进行距离向重采样，校正距离弯曲量 ΔR = λ²·R₀·f_η²/(8V²)。RCMC将距离徙动曲线拉直到与方位频率轴平行的方向。</w:t>
+        <w:t>8点Sinc插值校正距离弯曲量，将徙动曲线拉直。</w:t>
       </w:r>
     </w:p>
     <w:p>
       <w:r>
-        <w:t>[图5: RCMC校正后图像]</w:t>
+        <w:t>[图5: RCMC校正后]</w:t>
       </w:r>
     </w:p>
     <w:p>
@@ -1323,7 +1495,7 @@
     </w:p>
     <w:p>
       <w:r>
-        <w:t>方位压缩在距离多普勒域体现为方位向乘以滤波器系数 H_az = exp(-j·π·f_η²/Ka)。方位IFFT后得到最终二维SAR图像。在幅度图和dB图中可清晰辨识字母LWB和4个边缘点。dB图采用-40dB动态范围显示，使用jet色表，并通过axis xy保证Y轴方向与笛卡尔坐标一致。</w:t>
+        <w:t>方位压缩后得到最终SAR图像，dB图采用-40dB动态范围，jet色表。</w:t>
       </w:r>
     </w:p>
     <w:p>
@@ -1333,7 +1505,7 @@
     </w:p>
     <w:p>
       <w:r>
-        <w:t>[图7: RD成像结果(dB, -40~0dB)]</w:t>
+        <w:t>[图7: RD成像结果(dB)]</w:t>
       </w:r>
     </w:p>
     <w:p>
@@ -1346,7 +1518,7 @@
     </w:p>
     <w:p>
       <w:r>
-        <w:t>4个边缘点位于场景四角，坐标为 (Xc±500, Yc±250)。在最终成像结果中，边缘点均清晰聚焦，验证了RD算法在全场景范围内的有效性。通过对边缘点进行单点分析（截取距离向/方位向主瓣剖面），可验证实际分辨率达到设计指标0.5m。边缘点与场景中心点的聚焦质量一致，说明在当前系统参数下Ka的空变性影响可以忽略。</w:t>
+        <w:t>4个边缘点(Xc±500, Yc±250)均清晰聚焦，验证RD算法全场景有效性。边缘点与中心点聚焦质量一致，Ka空变性影响可忽略。</w:t>
       </w:r>
     </w:p>
     <w:p>
@@ -1366,27 +1538,27 @@
     </w:p>
     <w:p>
       <w:r>
-        <w:t>1）RD算法兼具成熟、简单、高效和精确等优点，至今仍是使用最广泛的SAR成像算法。本次仿真通过完整实现回波生成→距离压缩→RCMC→方位压缩的四步流程，对RD算法有了从理论到实践的深入理解。</w:t>
+        <w:t>1）RD算法兼具成熟、简单、高效和精确等优点，本次仿真对其有了深入理解。</w:t>
       </w:r>
     </w:p>
     <w:p>
       <w:r>
-        <w:t>2）在点目标布设过程中，需要特别注意坐标系的一致性。MATLAB中plot使用笛卡尔坐标（Y轴朝上），而imagesc默认Y轴朝下。通过axis xy命令可以统一两者的显示方向，确保初始点分布图与最终成像结果在空间几何上绝对对应。</w:t>
+        <w:t>2）坐标系一致性很重要，imagesc默认Y轴朝下，需用axis xy统一。</w:t>
       </w:r>
     </w:p>
     <w:p>
       <w:r>
-        <w:t>3）RCMC是RD算法中的核心操作，本文采用8点Sinc插值核进行距离向重采样。插值精度直接影响成像质量，点数越多精度越高但计算量也相应增大。对于0.5m的高分辨率系统，距离走动跨越多个距离单元，RCMC不可忽略。</w:t>
+        <w:t>3）RCMC是核心操作，8点Sinc插值精度与计算量需权衡。</w:t>
       </w:r>
     </w:p>
     <w:p>
       <w:r>
-        <w:t>4）场景幅宽的设计需要综合考虑边缘点位置和脉冲展宽效应。脉冲宽度Tr=2.5μs在空间斜距上占据c·Tr/2≈375m的长度，这会在时间轴tao的计算中额外扩展数据范围，需要在参数设计时予以考虑。</w:t>
+        <w:t>4）场景幅宽设计需考虑脉冲展宽效应(c·Tr/2≈375m)。</w:t>
       </w:r>
     </w:p>
     <w:p>
       <w:r>
-        <w:t>5）通过本次大作业，对SAR成像的完整信号处理链有了系统性认识，从回波仿真的物理模型到RD算法的工程实现，每一步都与课堂所学的理论公式紧密对应。特别是对距离压缩（匹配滤波）、方位聚焦（合成孔径原理）和RCMC（插值校正）三个核心环节有了直观而深刻的理解。</w:t>
+        <w:t>5）本次大作业对SAR完整信号处理链有了系统性认识。</w:t>
       </w:r>
     </w:p>
     <w:p>
@@ -2399,11 +2571,10 @@
       <w:outlineLvl w:val="2"/>
     </w:pPr>
     <w:rPr>
-      <w:rFonts w:asciiTheme="majorHAnsi" w:eastAsiaTheme="majorEastAsia" w:hAnsiTheme="majorHAnsi" w:cstheme="majorBidi" w:ascii="Times New Roman" w:hAnsi="Times New Roman" w:eastAsia="宋体"/>
+      <w:rFonts w:asciiTheme="majorHAnsi" w:eastAsiaTheme="majorEastAsia" w:hAnsiTheme="majorHAnsi" w:cstheme="majorBidi"/>
       <w:b/>
       <w:bCs/>
-      <w:color w:val="000000"/>
-      <w:sz w:val="30"/>
+      <w:color w:val="4F81BD" w:themeColor="accent1"/>
     </w:rPr>
   </w:style>
   <w:style w:type="paragraph" w:styleId="Heading4">
